--- a/Backend/Director_Disclosure/Output_Disclosures/2024-25/ADANI_GREEN_ENERGY_TWENTY_SIX_A_LIMITED/DIR-8/DIR8_Ankit_Mohanlal_Shah_08615210.docx
+++ b/Backend/Director_Disclosure/Output_Disclosures/2024-25/ADANI_GREEN_ENERGY_TWENTY_SIX_A_LIMITED/DIR-8/DIR8_Ankit_Mohanlal_Shah_08615210.docx
@@ -189,7 +189,7 @@
           <w:b w:val="0"/>
           <w:sz w:val="23"/>
         </w:rPr>
-        <w:t>I, Ankit Mohanlal Shah, son/daughter of Mr. {{FATHER_NAME}}, resident of 102, Nikita Flat, 38, Shrimali Society, Opp. Navrangpura Police Station, Navrangpura, Ahmedabad City, Ahmedabad,</w:t>
+        <w:t>I, ANKIT MOHANLAL SHAH, son/daughter of Mr. {{FATHER_NAME}}, resident of 102, Nikita Flat, 38, Shrimali Society, Opp. Navrangpura Police Station, Navrangpura, Ahmedabad City, Ahmedabad,</w:t>
         <w:br/>
         <w:t>Gujarat - 380009 , India hereby give notice that I am/was a Director in the following companies during the last three years:-</w:t>
       </w:r>
@@ -541,7 +541,7 @@
         </w:rPr>
         <w:t xml:space="preserve">Name           </w:t>
         <w:tab/>
-        <w:t xml:space="preserve">:  Ankit Mohanlal Shah</w:t>
+        <w:t xml:space="preserve">:  ANKIT MOHANLAL SHAH</w:t>
       </w:r>
     </w:p>
     <w:p>
@@ -585,7 +585,7 @@
           <w:b w:val="0"/>
           <w:sz w:val="23"/>
         </w:rPr>
-        <w:t xml:space="preserve">Date: 07th May, 2026</w:t>
+        <w:t xml:space="preserve">Date: 15th May, 2026</w:t>
         <w:tab/>
       </w:r>
     </w:p>
